--- a/faza2/ssu/SSU8_Kalendar_dostupnosti_i_dinamicke_cene.docx
+++ b/faza2/ssu/SSU8_Kalendar_dostupnosti_i_dinamicke_cene.docx
@@ -1,6 +1,6 @@
 
 <file path=word/document.xml><?xml version="1.0" encoding="utf-8"?>
-<w:document xmlns:wpc="http://schemas.microsoft.com/office/word/2010/wordprocessingCanvas" xmlns:cx="http://schemas.microsoft.com/office/drawing/2014/chartex" xmlns:cx1="http://schemas.microsoft.com/office/drawing/2015/9/8/chartex" xmlns:cx2="http://schemas.microsoft.com/office/drawing/2015/10/21/chartex" xmlns:cx3="http://schemas.microsoft.com/office/drawing/2016/5/9/chartex" xmlns:cx4="http://schemas.microsoft.com/office/drawing/2016/5/10/chartex" xmlns:cx5="http://schemas.microsoft.com/office/drawing/2016/5/11/chartex" xmlns:cx6="http://schemas.microsoft.com/office/drawing/2016/5/12/chartex" xmlns:cx7="http://schemas.microsoft.com/office/drawing/2016/5/13/chartex" xmlns:cx8="http://schemas.microsoft.com/office/drawing/2016/5/14/chartex" xmlns:mc="http://schemas.openxmlformats.org/markup-compatibility/2006" xmlns:aink="http://schemas.microsoft.com/office/drawing/2016/ink" xmlns:am3d="http://schemas.microsoft.com/office/drawing/2017/model3d" xmlns:o="urn:schemas-microsoft-com:office:office" xmlns:oel="http://schemas.microsoft.com/office/2019/extlst" xmlns:r="http://schemas.openxmlformats.org/officeDocument/2006/relationships" xmlns:m="http://schemas.openxmlformats.org/officeDocument/2006/math" xmlns:v="urn:schemas-microsoft-com:vml" xmlns:wp14="http://schemas.microsoft.com/office/word/2010/wordprocessingDrawing" xmlns:wp="http://schemas.openxmlformats.org/drawingml/2006/wordprocessingDrawing" xmlns:w10="urn:schemas-microsoft-com:office:word" xmlns:w="http://schemas.openxmlformats.org/wordprocessingml/2006/main" xmlns:w14="http://schemas.microsoft.com/office/word/2010/wordml" xmlns:w15="http://schemas.microsoft.com/office/word/2012/wordml" xmlns:w16cex="http://schemas.microsoft.com/office/word/2018/wordml/cex" xmlns:w16cid="http://schemas.microsoft.com/office/word/2016/wordml/cid" xmlns:w16="http://schemas.microsoft.com/office/word/2018/wordml" xmlns:w16du="http://schemas.microsoft.com/office/word/2023/wordml/word16du" xmlns:w16sdtdh="http://schemas.microsoft.com/office/word/2020/wordml/sdtdatahash" xmlns:w16sdtfl="http://schemas.microsoft.com/office/word/2024/wordml/sdtformatlock" xmlns:w16se="http://schemas.microsoft.com/office/word/2015/wordml/symex" xmlns:wpg="http://schemas.microsoft.com/office/word/2010/wordprocessingGroup" xmlns:wpi="http://schemas.microsoft.com/office/word/2010/wordprocessingInk" xmlns:wne="http://schemas.microsoft.com/office/word/2006/wordml" xmlns:wps="http://schemas.microsoft.com/office/word/2010/wordprocessingShape" mc:Ignorable="w14 w15 w16se w16cid w16 w16cex w16sdtdh w16sdtfl w16du wp14">
+<w:document xmlns:wpc="http://schemas.microsoft.com/office/word/2010/wordprocessingCanvas" xmlns:cx="http://schemas.microsoft.com/office/drawing/2014/chartex" xmlns:cx1="http://schemas.microsoft.com/office/drawing/2015/9/8/chartex" xmlns:cx2="http://schemas.microsoft.com/office/drawing/2015/10/21/chartex" xmlns:cx3="http://schemas.microsoft.com/office/drawing/2016/5/9/chartex" xmlns:cx4="http://schemas.microsoft.com/office/drawing/2016/5/10/chartex" xmlns:cx5="http://schemas.microsoft.com/office/drawing/2016/5/11/chartex" xmlns:cx6="http://schemas.microsoft.com/office/drawing/2016/5/12/chartex" xmlns:cx7="http://schemas.microsoft.com/office/drawing/2016/5/13/chartex" xmlns:cx8="http://schemas.microsoft.com/office/drawing/2016/5/14/chartex" xmlns:mc="http://schemas.openxmlformats.org/markup-compatibility/2006" xmlns:aink="http://schemas.microsoft.com/office/drawing/2016/ink" xmlns:am3d="http://schemas.microsoft.com/office/drawing/2017/model3d" xmlns:o="urn:schemas-microsoft-com:office:office" xmlns:r="http://schemas.openxmlformats.org/officeDocument/2006/relationships" xmlns:m="http://schemas.openxmlformats.org/officeDocument/2006/math" xmlns:v="urn:schemas-microsoft-com:vml" xmlns:wp14="http://schemas.microsoft.com/office/word/2010/wordprocessingDrawing" xmlns:wp="http://schemas.openxmlformats.org/drawingml/2006/wordprocessingDrawing" xmlns:w10="urn:schemas-microsoft-com:office:word" xmlns:w="http://schemas.openxmlformats.org/wordprocessingml/2006/main" xmlns:w14="http://schemas.microsoft.com/office/word/2010/wordml" xmlns:w15="http://schemas.microsoft.com/office/word/2012/wordml" xmlns:w16cex="http://schemas.microsoft.com/office/word/2018/wordml/cex" xmlns:w16cid="http://schemas.microsoft.com/office/word/2016/wordml/cid" xmlns:w16="http://schemas.microsoft.com/office/word/2018/wordml" xmlns:w16sdtdh="http://schemas.microsoft.com/office/word/2020/wordml/sdtdatahash" xmlns:w16se="http://schemas.microsoft.com/office/word/2015/wordml/symex" xmlns:wpg="http://schemas.microsoft.com/office/word/2010/wordprocessingGroup" xmlns:wpi="http://schemas.microsoft.com/office/word/2010/wordprocessingInk" xmlns:wne="http://schemas.microsoft.com/office/word/2006/wordml" xmlns:wps="http://schemas.microsoft.com/office/word/2010/wordprocessingShape" mc:Ignorable="w14 w15 w16se w16cid w16 w16cex w16sdtdh wp14">
   <w:body>
     <w:p>
       <w:pPr>
@@ -202,12 +202,93 @@
           </w:p>
         </w:tc>
       </w:tr>
+      <w:tr>
+        <w:tc>
+          <w:tcPr>
+            <w:tcW w:w="2196" w:type="dxa"/>
+          </w:tcPr>
+          <w:p>
+            <w:pPr>
+              <w:rPr>
+                <w:sz w:val="22"/>
+              </w:rPr>
+            </w:pPr>
+            <w:r>
+              <w:rPr>
+                <w:sz w:val="22"/>
+              </w:rPr>
+              <w:t>14.05.2026.</w:t>
+            </w:r>
+          </w:p>
+        </w:tc>
+        <w:tc>
+          <w:tcPr>
+            <w:tcW w:w="2196" w:type="dxa"/>
+          </w:tcPr>
+          <w:p>
+            <w:pPr>
+              <w:rPr>
+                <w:sz w:val="22"/>
+              </w:rPr>
+            </w:pPr>
+            <w:r>
+              <w:rPr>
+                <w:sz w:val="22"/>
+              </w:rPr>
+              <w:t>1.1</w:t>
+            </w:r>
+          </w:p>
+        </w:tc>
+        <w:tc>
+          <w:tcPr>
+            <w:tcW w:w="2196" w:type="dxa"/>
+          </w:tcPr>
+          <w:p>
+            <w:pPr>
+              <w:rPr>
+                <w:sz w:val="22"/>
+              </w:rPr>
+            </w:pPr>
+            <w:r>
+              <w:rPr>
+                <w:sz w:val="22"/>
+              </w:rPr>
+              <w:t>Verzija nakon FR</w:t>
+            </w:r>
+          </w:p>
+        </w:tc>
+        <w:tc>
+          <w:tcPr>
+            <w:tcW w:w="2196" w:type="dxa"/>
+          </w:tcPr>
+          <w:p>
+            <w:pPr>
+              <w:rPr>
+                <w:sz w:val="22"/>
+              </w:rPr>
+            </w:pPr>
+            <w:r>
+              <w:rPr>
+                <w:sz w:val="22"/>
+              </w:rPr>
+              <w:t>Marko Mandić</w:t>
+            </w:r>
+          </w:p>
+        </w:tc>
+      </w:tr>
     </w:tbl>
     <w:p/>
     <w:p>
       <w:pPr>
         <w:pStyle w:val="Heading2"/>
       </w:pPr>
+      <w:r>
+        <w:rPr>
+          <w:rFonts w:ascii="Times New Roman" w:hAnsi="Times New Roman"/>
+          <w:sz w:val="28"/>
+        </w:rPr>
+        <w:t xml:space="preserve">1. </w:t>
+      </w:r>
       <w:r>
         <w:rPr>
           <w:rFonts w:ascii="Times New Roman" w:hAnsi="Times New Roman"/>
@@ -301,6 +382,13 @@
       <w:pPr>
         <w:pStyle w:val="Heading2"/>
       </w:pPr>
+      <w:r>
+        <w:rPr>
+          <w:rFonts w:ascii="Times New Roman" w:hAnsi="Times New Roman"/>
+          <w:sz w:val="28"/>
+        </w:rPr>
+        <w:t xml:space="preserve">2. </w:t>
+      </w:r>
       <w:r>
         <w:rPr>
           <w:rFonts w:ascii="Times New Roman" w:hAnsi="Times New Roman"/>
@@ -420,18 +508,29 @@
     <w:p>
       <w:pPr>
         <w:pStyle w:val="Heading4"/>
+        <w:numPr>
+          <w:ilvl w:val="2"/>
+          <w:numId w:val="10"/>
+        </w:numPr>
       </w:pPr>
       <w:r>
         <w:rPr>
           <w:rFonts w:ascii="Times New Roman" w:hAnsi="Times New Roman"/>
         </w:rPr>
-        <w:t>2.2.2 Hotelijer pokušava da zaključa datum u prošlosti (Alternativni scenario)</w:t>
+        <w:t>Hotelijer pokušava da zaključa datum u prošlosti (Alternativni scenario)</w:t>
       </w:r>
     </w:p>
     <w:p>
       <w:pPr>
         <w:pStyle w:val="ListNumber"/>
-      </w:pPr>
+        <w:numPr>
+          <w:ilvl w:val="0"/>
+          <w:numId w:val="0"/>
+        </w:numPr>
+      </w:pPr>
+      <w:r>
+        <w:t xml:space="preserve">4. </w:t>
+      </w:r>
       <w:r>
         <w:t>Akcije od 1 do 3 su iste kao u scenariju 2.2.1.</w:t>
       </w:r>
@@ -439,6 +538,10 @@
     <w:p>
       <w:pPr>
         <w:pStyle w:val="ListNumber"/>
+        <w:numPr>
+          <w:ilvl w:val="0"/>
+          <w:numId w:val="11"/>
+        </w:numPr>
       </w:pPr>
       <w:r>
         <w:t>Hotelijer bira datum koji je već prošao i pokušava da ga zaključa.</w:t>
@@ -563,7 +666,7 @@
 </file>
 
 <file path=word/numbering.xml><?xml version="1.0" encoding="utf-8"?>
-<w:numbering xmlns:wpc="http://schemas.microsoft.com/office/word/2010/wordprocessingCanvas" xmlns:cx="http://schemas.microsoft.com/office/drawing/2014/chartex" xmlns:cx1="http://schemas.microsoft.com/office/drawing/2015/9/8/chartex" xmlns:cx2="http://schemas.microsoft.com/office/drawing/2015/10/21/chartex" xmlns:cx3="http://schemas.microsoft.com/office/drawing/2016/5/9/chartex" xmlns:cx4="http://schemas.microsoft.com/office/drawing/2016/5/10/chartex" xmlns:cx5="http://schemas.microsoft.com/office/drawing/2016/5/11/chartex" xmlns:cx6="http://schemas.microsoft.com/office/drawing/2016/5/12/chartex" xmlns:cx7="http://schemas.microsoft.com/office/drawing/2016/5/13/chartex" xmlns:cx8="http://schemas.microsoft.com/office/drawing/2016/5/14/chartex" xmlns:mc="http://schemas.openxmlformats.org/markup-compatibility/2006" xmlns:aink="http://schemas.microsoft.com/office/drawing/2016/ink" xmlns:am3d="http://schemas.microsoft.com/office/drawing/2017/model3d" xmlns:o="urn:schemas-microsoft-com:office:office" xmlns:oel="http://schemas.microsoft.com/office/2019/extlst" xmlns:r="http://schemas.openxmlformats.org/officeDocument/2006/relationships" xmlns:m="http://schemas.openxmlformats.org/officeDocument/2006/math" xmlns:v="urn:schemas-microsoft-com:vml" xmlns:wp14="http://schemas.microsoft.com/office/word/2010/wordprocessingDrawing" xmlns:wp="http://schemas.openxmlformats.org/drawingml/2006/wordprocessingDrawing" xmlns:w10="urn:schemas-microsoft-com:office:word" xmlns:w="http://schemas.openxmlformats.org/wordprocessingml/2006/main" xmlns:w14="http://schemas.microsoft.com/office/word/2010/wordml" xmlns:w15="http://schemas.microsoft.com/office/word/2012/wordml" xmlns:w16cex="http://schemas.microsoft.com/office/word/2018/wordml/cex" xmlns:w16cid="http://schemas.microsoft.com/office/word/2016/wordml/cid" xmlns:w16="http://schemas.microsoft.com/office/word/2018/wordml" xmlns:w16du="http://schemas.microsoft.com/office/word/2023/wordml/word16du" xmlns:w16sdtdh="http://schemas.microsoft.com/office/word/2020/wordml/sdtdatahash" xmlns:w16sdtfl="http://schemas.microsoft.com/office/word/2024/wordml/sdtformatlock" xmlns:w16se="http://schemas.microsoft.com/office/word/2015/wordml/symex" xmlns:wpg="http://schemas.microsoft.com/office/word/2010/wordprocessingGroup" xmlns:wpi="http://schemas.microsoft.com/office/word/2010/wordprocessingInk" xmlns:wne="http://schemas.microsoft.com/office/word/2006/wordml" xmlns:wps="http://schemas.microsoft.com/office/word/2010/wordprocessingShape" mc:Ignorable="w14 w15 w16se w16cid w16 w16cex w16sdtdh w16sdtfl w16du wp14">
+<w:numbering xmlns:wpc="http://schemas.microsoft.com/office/word/2010/wordprocessingCanvas" xmlns:cx="http://schemas.microsoft.com/office/drawing/2014/chartex" xmlns:cx1="http://schemas.microsoft.com/office/drawing/2015/9/8/chartex" xmlns:cx2="http://schemas.microsoft.com/office/drawing/2015/10/21/chartex" xmlns:cx3="http://schemas.microsoft.com/office/drawing/2016/5/9/chartex" xmlns:cx4="http://schemas.microsoft.com/office/drawing/2016/5/10/chartex" xmlns:cx5="http://schemas.microsoft.com/office/drawing/2016/5/11/chartex" xmlns:cx6="http://schemas.microsoft.com/office/drawing/2016/5/12/chartex" xmlns:cx7="http://schemas.microsoft.com/office/drawing/2016/5/13/chartex" xmlns:cx8="http://schemas.microsoft.com/office/drawing/2016/5/14/chartex" xmlns:mc="http://schemas.openxmlformats.org/markup-compatibility/2006" xmlns:aink="http://schemas.microsoft.com/office/drawing/2016/ink" xmlns:am3d="http://schemas.microsoft.com/office/drawing/2017/model3d" xmlns:o="urn:schemas-microsoft-com:office:office" xmlns:r="http://schemas.openxmlformats.org/officeDocument/2006/relationships" xmlns:m="http://schemas.openxmlformats.org/officeDocument/2006/math" xmlns:v="urn:schemas-microsoft-com:vml" xmlns:wp14="http://schemas.microsoft.com/office/word/2010/wordprocessingDrawing" xmlns:wp="http://schemas.openxmlformats.org/drawingml/2006/wordprocessingDrawing" xmlns:w10="urn:schemas-microsoft-com:office:word" xmlns:w="http://schemas.openxmlformats.org/wordprocessingml/2006/main" xmlns:w14="http://schemas.microsoft.com/office/word/2010/wordml" xmlns:w15="http://schemas.microsoft.com/office/word/2012/wordml" xmlns:w16cex="http://schemas.microsoft.com/office/word/2018/wordml/cex" xmlns:w16cid="http://schemas.microsoft.com/office/word/2016/wordml/cid" xmlns:w16="http://schemas.microsoft.com/office/word/2018/wordml" xmlns:w16sdtdh="http://schemas.microsoft.com/office/word/2020/wordml/sdtdatahash" xmlns:w16se="http://schemas.microsoft.com/office/word/2015/wordml/symex" xmlns:wpg="http://schemas.microsoft.com/office/word/2010/wordprocessingGroup" xmlns:wpi="http://schemas.microsoft.com/office/word/2010/wordprocessingInk" xmlns:wne="http://schemas.microsoft.com/office/word/2006/wordml" xmlns:wps="http://schemas.microsoft.com/office/word/2010/wordprocessingShape" mc:Ignorable="w14 w15 w16se w16cid w16 w16cex w16sdtdh wp14">
   <w:abstractNum w:abstractNumId="0" w15:restartNumberingAfterBreak="0">
     <w:nsid w:val="FFFFFF7C"/>
     <w:multiLevelType w:val="singleLevel"/>
@@ -735,38 +838,160 @@
       </w:rPr>
     </w:lvl>
   </w:abstractNum>
-  <w:num w:numId="1" w16cid:durableId="968702069">
+  <w:abstractNum w:abstractNumId="9" w15:restartNumberingAfterBreak="0">
+    <w:nsid w:val="14385AF6"/>
+    <w:multiLevelType w:val="multilevel"/>
+    <w:tmpl w:val="8F0E8530"/>
+    <w:lvl w:ilvl="0">
+      <w:start w:val="2"/>
+      <w:numFmt w:val="decimal"/>
+      <w:lvlText w:val="%1"/>
+      <w:lvlJc w:val="left"/>
+      <w:pPr>
+        <w:ind w:left="480" w:hanging="480"/>
+      </w:pPr>
+      <w:rPr>
+        <w:rFonts w:ascii="Times New Roman" w:hAnsi="Times New Roman" w:hint="default"/>
+      </w:rPr>
+    </w:lvl>
+    <w:lvl w:ilvl="1">
+      <w:start w:val="2"/>
+      <w:numFmt w:val="decimal"/>
+      <w:lvlText w:val="%1.%2"/>
+      <w:lvlJc w:val="left"/>
+      <w:pPr>
+        <w:ind w:left="480" w:hanging="480"/>
+      </w:pPr>
+      <w:rPr>
+        <w:rFonts w:ascii="Times New Roman" w:hAnsi="Times New Roman" w:hint="default"/>
+      </w:rPr>
+    </w:lvl>
+    <w:lvl w:ilvl="2">
+      <w:start w:val="2"/>
+      <w:numFmt w:val="decimal"/>
+      <w:lvlText w:val="%1.%2.%3"/>
+      <w:lvlJc w:val="left"/>
+      <w:pPr>
+        <w:ind w:left="720" w:hanging="720"/>
+      </w:pPr>
+      <w:rPr>
+        <w:rFonts w:ascii="Times New Roman" w:hAnsi="Times New Roman" w:hint="default"/>
+      </w:rPr>
+    </w:lvl>
+    <w:lvl w:ilvl="3">
+      <w:start w:val="1"/>
+      <w:numFmt w:val="decimal"/>
+      <w:lvlText w:val="%1.%2.%3.%4"/>
+      <w:lvlJc w:val="left"/>
+      <w:pPr>
+        <w:ind w:left="720" w:hanging="720"/>
+      </w:pPr>
+      <w:rPr>
+        <w:rFonts w:ascii="Times New Roman" w:hAnsi="Times New Roman" w:hint="default"/>
+      </w:rPr>
+    </w:lvl>
+    <w:lvl w:ilvl="4">
+      <w:start w:val="1"/>
+      <w:numFmt w:val="decimal"/>
+      <w:lvlText w:val="%1.%2.%3.%4.%5"/>
+      <w:lvlJc w:val="left"/>
+      <w:pPr>
+        <w:ind w:left="1080" w:hanging="1080"/>
+      </w:pPr>
+      <w:rPr>
+        <w:rFonts w:ascii="Times New Roman" w:hAnsi="Times New Roman" w:hint="default"/>
+      </w:rPr>
+    </w:lvl>
+    <w:lvl w:ilvl="5">
+      <w:start w:val="1"/>
+      <w:numFmt w:val="decimal"/>
+      <w:lvlText w:val="%1.%2.%3.%4.%5.%6"/>
+      <w:lvlJc w:val="left"/>
+      <w:pPr>
+        <w:ind w:left="1080" w:hanging="1080"/>
+      </w:pPr>
+      <w:rPr>
+        <w:rFonts w:ascii="Times New Roman" w:hAnsi="Times New Roman" w:hint="default"/>
+      </w:rPr>
+    </w:lvl>
+    <w:lvl w:ilvl="6">
+      <w:start w:val="1"/>
+      <w:numFmt w:val="decimal"/>
+      <w:lvlText w:val="%1.%2.%3.%4.%5.%6.%7"/>
+      <w:lvlJc w:val="left"/>
+      <w:pPr>
+        <w:ind w:left="1440" w:hanging="1440"/>
+      </w:pPr>
+      <w:rPr>
+        <w:rFonts w:ascii="Times New Roman" w:hAnsi="Times New Roman" w:hint="default"/>
+      </w:rPr>
+    </w:lvl>
+    <w:lvl w:ilvl="7">
+      <w:start w:val="1"/>
+      <w:numFmt w:val="decimal"/>
+      <w:lvlText w:val="%1.%2.%3.%4.%5.%6.%7.%8"/>
+      <w:lvlJc w:val="left"/>
+      <w:pPr>
+        <w:ind w:left="1440" w:hanging="1440"/>
+      </w:pPr>
+      <w:rPr>
+        <w:rFonts w:ascii="Times New Roman" w:hAnsi="Times New Roman" w:hint="default"/>
+      </w:rPr>
+    </w:lvl>
+    <w:lvl w:ilvl="8">
+      <w:start w:val="1"/>
+      <w:numFmt w:val="decimal"/>
+      <w:lvlText w:val="%1.%2.%3.%4.%5.%6.%7.%8.%9"/>
+      <w:lvlJc w:val="left"/>
+      <w:pPr>
+        <w:ind w:left="1800" w:hanging="1800"/>
+      </w:pPr>
+      <w:rPr>
+        <w:rFonts w:ascii="Times New Roman" w:hAnsi="Times New Roman" w:hint="default"/>
+      </w:rPr>
+    </w:lvl>
+  </w:abstractNum>
+  <w:num w:numId="1">
     <w:abstractNumId w:val="8"/>
   </w:num>
-  <w:num w:numId="2" w16cid:durableId="367805673">
+  <w:num w:numId="2">
     <w:abstractNumId w:val="6"/>
   </w:num>
-  <w:num w:numId="3" w16cid:durableId="49231545">
+  <w:num w:numId="3">
     <w:abstractNumId w:val="5"/>
   </w:num>
-  <w:num w:numId="4" w16cid:durableId="2126150530">
+  <w:num w:numId="4">
     <w:abstractNumId w:val="4"/>
   </w:num>
-  <w:num w:numId="5" w16cid:durableId="1089814608">
+  <w:num w:numId="5">
     <w:abstractNumId w:val="7"/>
   </w:num>
-  <w:num w:numId="6" w16cid:durableId="2082869856">
+  <w:num w:numId="6">
     <w:abstractNumId w:val="3"/>
   </w:num>
-  <w:num w:numId="7" w16cid:durableId="766078644">
+  <w:num w:numId="7">
     <w:abstractNumId w:val="2"/>
   </w:num>
-  <w:num w:numId="8" w16cid:durableId="564023773">
+  <w:num w:numId="8">
     <w:abstractNumId w:val="1"/>
   </w:num>
-  <w:num w:numId="9" w16cid:durableId="245460841">
+  <w:num w:numId="9">
     <w:abstractNumId w:val="0"/>
+  </w:num>
+  <w:num w:numId="10">
+    <w:abstractNumId w:val="9"/>
+  </w:num>
+  <w:num w:numId="11">
+    <w:abstractNumId w:val="7"/>
+    <w:lvlOverride w:ilvl="0">
+      <w:startOverride w:val="5"/>
+    </w:lvlOverride>
   </w:num>
 </w:numbering>
 </file>
 
 <file path=word/styles.xml><?xml version="1.0" encoding="utf-8"?>
-<w:styles xmlns:mc="http://schemas.openxmlformats.org/markup-compatibility/2006" xmlns:r="http://schemas.openxmlformats.org/officeDocument/2006/relationships" xmlns:w="http://schemas.openxmlformats.org/wordprocessingml/2006/main" xmlns:w14="http://schemas.microsoft.com/office/word/2010/wordml" xmlns:w15="http://schemas.microsoft.com/office/word/2012/wordml" xmlns:w16cex="http://schemas.microsoft.com/office/word/2018/wordml/cex" xmlns:w16cid="http://schemas.microsoft.com/office/word/2016/wordml/cid" xmlns:w16="http://schemas.microsoft.com/office/word/2018/wordml" xmlns:w16du="http://schemas.microsoft.com/office/word/2023/wordml/word16du" xmlns:w16sdtdh="http://schemas.microsoft.com/office/word/2020/wordml/sdtdatahash" xmlns:w16sdtfl="http://schemas.microsoft.com/office/word/2024/wordml/sdtformatlock" xmlns:w16se="http://schemas.microsoft.com/office/word/2015/wordml/symex" mc:Ignorable="w14 w15 w16se w16cid w16 w16cex w16sdtdh w16sdtfl w16du">
+<w:styles xmlns:mc="http://schemas.openxmlformats.org/markup-compatibility/2006" xmlns:r="http://schemas.openxmlformats.org/officeDocument/2006/relationships" xmlns:w="http://schemas.openxmlformats.org/wordprocessingml/2006/main" xmlns:w14="http://schemas.microsoft.com/office/word/2010/wordml" xmlns:w15="http://schemas.microsoft.com/office/word/2012/wordml" xmlns:w16cex="http://schemas.microsoft.com/office/word/2018/wordml/cex" xmlns:w16cid="http://schemas.microsoft.com/office/word/2016/wordml/cid" xmlns:w16="http://schemas.microsoft.com/office/word/2018/wordml" xmlns:w16sdtdh="http://schemas.microsoft.com/office/word/2020/wordml/sdtdatahash" xmlns:w16se="http://schemas.microsoft.com/office/word/2015/wordml/symex" mc:Ignorable="w14 w15 w16se w16cid w16 w16cex w16sdtdh">
   <w:docDefaults>
     <w:rPrDefault>
       <w:rPr>
